--- a/Fase 1/Evidencias Individuales/Gonzalez_Joaquin_1.1_APT122_AutoevaluacionCompetenciasFase1.docx
+++ b/Fase 1/Evidencias Individuales/Gonzalez_Joaquin_1.1_APT122_AutoevaluacionCompetenciasFase1.docx
@@ -841,8 +841,9 @@
                 <w:color w:val="767171" w:themeColor="background2" w:themeShade="80"/>
                 <w:sz w:val="24"/>
                 <w:szCs w:val="24"/>
-              </w:rPr>
-              <w:t>Franco Marcelo Duarte López</w:t>
+                <w:highlight w:val="yellow"/>
+              </w:rPr>
+              <w:t xml:space="preserve">Joaquín González [completar nombre completo]</w:t>
             </w:r>
           </w:p>
         </w:tc>
@@ -966,8 +967,9 @@
                 <w:color w:val="767171" w:themeColor="background2" w:themeShade="80"/>
                 <w:sz w:val="24"/>
                 <w:szCs w:val="24"/>
-              </w:rPr>
-              <w:t>2023</w:t>
+                <w:highlight w:val="yellow"/>
+              </w:rPr>
+              <w:t xml:space="preserve">[completar año de ingreso]</w:t>
             </w:r>
           </w:p>
         </w:tc>
@@ -1329,6 +1331,22 @@
                 <w:szCs w:val="18"/>
               </w:rPr>
             </w:pPr>
+          </w:p>
+        </w:tc>
+        <w:tc>
+          <w:tcPr>
+            <w:tcW w:w="926" w:type="dxa"/>
+          </w:tcPr>
+          <w:p>
+            <w:pPr>
+              <w:jc w:val="center"/>
+              <w:rPr>
+                <w:b/>
+                <w:bCs/>
+                <w:sz w:val="18"/>
+                <w:szCs w:val="18"/>
+              </w:rPr>
+            </w:pPr>
             <w:r>
               <w:rPr>
                 <w:b/>
@@ -1342,7 +1360,7 @@
         </w:tc>
         <w:tc>
           <w:tcPr>
-            <w:tcW w:w="926" w:type="dxa"/>
+            <w:tcW w:w="1055" w:type="dxa"/>
           </w:tcPr>
           <w:p>
             <w:pPr>
@@ -1358,7 +1376,7 @@
         </w:tc>
         <w:tc>
           <w:tcPr>
-            <w:tcW w:w="1055" w:type="dxa"/>
+            <w:tcW w:w="1187" w:type="dxa"/>
           </w:tcPr>
           <w:p>
             <w:pPr>
@@ -1374,7 +1392,7 @@
         </w:tc>
         <w:tc>
           <w:tcPr>
-            <w:tcW w:w="1187" w:type="dxa"/>
+            <w:tcW w:w="1250" w:type="dxa"/>
           </w:tcPr>
           <w:p>
             <w:pPr>
@@ -1390,7 +1408,7 @@
         </w:tc>
         <w:tc>
           <w:tcPr>
-            <w:tcW w:w="1250" w:type="dxa"/>
+            <w:tcW w:w="2557" w:type="dxa"/>
           </w:tcPr>
           <w:p>
             <w:pPr>
@@ -1402,22 +1420,6 @@
                 <w:szCs w:val="18"/>
               </w:rPr>
             </w:pPr>
-          </w:p>
-        </w:tc>
-        <w:tc>
-          <w:tcPr>
-            <w:tcW w:w="2557" w:type="dxa"/>
-          </w:tcPr>
-          <w:p>
-            <w:pPr>
-              <w:jc w:val="center"/>
-              <w:rPr>
-                <w:b/>
-                <w:bCs/>
-                <w:sz w:val="18"/>
-                <w:szCs w:val="18"/>
-              </w:rPr>
-            </w:pPr>
             <w:r>
               <w:rPr>
                 <w:b/>
@@ -1425,43 +1427,7 @@
                 <w:sz w:val="18"/>
                 <w:szCs w:val="18"/>
               </w:rPr>
-              <w:t>Manej</w:t>
-            </w:r>
-            <w:r>
-              <w:rPr>
-                <w:b/>
-                <w:bCs/>
-                <w:sz w:val="18"/>
-                <w:szCs w:val="18"/>
-              </w:rPr>
-              <w:t>o</w:t>
-            </w:r>
-            <w:r>
-              <w:rPr>
-                <w:b/>
-                <w:bCs/>
-                <w:sz w:val="18"/>
-                <w:szCs w:val="18"/>
-              </w:rPr>
-              <w:t xml:space="preserve"> los conceptos necesarios para resolver problemas, es un área que aplic</w:t>
-            </w:r>
-            <w:r>
-              <w:rPr>
-                <w:b/>
-                <w:bCs/>
-                <w:sz w:val="18"/>
-                <w:szCs w:val="18"/>
-              </w:rPr>
-              <w:t>o</w:t>
-            </w:r>
-            <w:r>
-              <w:rPr>
-                <w:b/>
-                <w:bCs/>
-                <w:sz w:val="18"/>
-                <w:szCs w:val="18"/>
-              </w:rPr>
-              <w:t xml:space="preserve"> constantemente en proyectos informáticos.</w:t>
+              <w:t xml:space="preserve">Aplico álgebra y proporcionalidad al calcular métricas, costos y plazos en mis trabajos; no me limita para resolver problemas, aunque no es el área que más practico.</w:t>
             </w:r>
           </w:p>
         </w:tc>
@@ -1510,6 +1476,22 @@
                 <w:szCs w:val="18"/>
               </w:rPr>
             </w:pPr>
+          </w:p>
+        </w:tc>
+        <w:tc>
+          <w:tcPr>
+            <w:tcW w:w="926" w:type="dxa"/>
+          </w:tcPr>
+          <w:p>
+            <w:pPr>
+              <w:jc w:val="center"/>
+              <w:rPr>
+                <w:b/>
+                <w:bCs/>
+                <w:sz w:val="18"/>
+                <w:szCs w:val="18"/>
+              </w:rPr>
+            </w:pPr>
             <w:r>
               <w:rPr>
                 <w:b/>
@@ -1523,7 +1505,7 @@
         </w:tc>
         <w:tc>
           <w:tcPr>
-            <w:tcW w:w="926" w:type="dxa"/>
+            <w:tcW w:w="1055" w:type="dxa"/>
           </w:tcPr>
           <w:p>
             <w:pPr>
@@ -1539,7 +1521,7 @@
         </w:tc>
         <w:tc>
           <w:tcPr>
-            <w:tcW w:w="1055" w:type="dxa"/>
+            <w:tcW w:w="1187" w:type="dxa"/>
           </w:tcPr>
           <w:p>
             <w:pPr>
@@ -1555,7 +1537,7 @@
         </w:tc>
         <w:tc>
           <w:tcPr>
-            <w:tcW w:w="1187" w:type="dxa"/>
+            <w:tcW w:w="1250" w:type="dxa"/>
           </w:tcPr>
           <w:p>
             <w:pPr>
@@ -1571,7 +1553,7 @@
         </w:tc>
         <w:tc>
           <w:tcPr>
-            <w:tcW w:w="1250" w:type="dxa"/>
+            <w:tcW w:w="2557" w:type="dxa"/>
           </w:tcPr>
           <w:p>
             <w:pPr>
@@ -1583,22 +1565,6 @@
                 <w:szCs w:val="18"/>
               </w:rPr>
             </w:pPr>
-          </w:p>
-        </w:tc>
-        <w:tc>
-          <w:tcPr>
-            <w:tcW w:w="2557" w:type="dxa"/>
-          </w:tcPr>
-          <w:p>
-            <w:pPr>
-              <w:jc w:val="center"/>
-              <w:rPr>
-                <w:b/>
-                <w:bCs/>
-                <w:sz w:val="18"/>
-                <w:szCs w:val="18"/>
-              </w:rPr>
-            </w:pPr>
             <w:r>
               <w:rPr>
                 <w:b/>
@@ -1606,34 +1572,7 @@
                 <w:sz w:val="18"/>
                 <w:szCs w:val="18"/>
               </w:rPr>
-              <w:t>T</w:t>
-            </w:r>
-            <w:r>
-              <w:rPr>
-                <w:b/>
-                <w:bCs/>
-                <w:sz w:val="18"/>
-                <w:szCs w:val="18"/>
-              </w:rPr>
-              <w:t>engo</w:t>
-            </w:r>
-            <w:r>
-              <w:rPr>
-                <w:b/>
-                <w:bCs/>
-                <w:sz w:val="18"/>
-                <w:szCs w:val="18"/>
-              </w:rPr>
-              <w:t xml:space="preserve"> conocimientos para interpretar y trabajar con datos, aunque podría reforzar el análisis estadístico</w:t>
-            </w:r>
-            <w:r>
-              <w:rPr>
-                <w:b/>
-                <w:bCs/>
-                <w:sz w:val="18"/>
-                <w:szCs w:val="18"/>
-              </w:rPr>
-              <w:t>.</w:t>
+              <w:t xml:space="preserve">Uso estadística descriptiva para explorar y entender los datos antes de modelarlos, como en Minería de Datos; puedo reforzar la inferencia y la interpretación de resultados más avanzados.</w:t>
             </w:r>
           </w:p>
         </w:tc>
@@ -1945,25 +1884,7 @@
                       <w:sz w:val="18"/>
                       <w:szCs w:val="18"/>
                     </w:rPr>
-                    <w:t>H</w:t>
-                  </w:r>
-                  <w:r>
-                    <w:rPr>
-                      <w:b/>
-                      <w:bCs/>
-                      <w:sz w:val="18"/>
-                      <w:szCs w:val="18"/>
-                    </w:rPr>
-                    <w:t>e</w:t>
-                  </w:r>
-                  <w:r>
-                    <w:rPr>
-                      <w:b/>
-                      <w:bCs/>
-                      <w:sz w:val="18"/>
-                      <w:szCs w:val="18"/>
-                    </w:rPr>
-                    <w:t xml:space="preserve"> desarrollado la capacidad de comunicar requerimientos, soluciones y resultados en contextos académicos y laborales, aunque siempre existen aspectos que mejorar.</w:t>
+                    <w:t xml:space="preserve">He preparado informes y defensas orales en varios ramos y proyectos grupales; me falta más soltura para explicar ideas técnicas a públicos que no son del área.</w:t>
                   </w:r>
                 </w:p>
               </w:tc>
@@ -2211,43 +2132,7 @@
                 <w:sz w:val="18"/>
                 <w:szCs w:val="18"/>
               </w:rPr>
-              <w:t>Pued</w:t>
-            </w:r>
-            <w:r>
-              <w:rPr>
-                <w:b/>
-                <w:bCs/>
-                <w:sz w:val="18"/>
-                <w:szCs w:val="18"/>
-              </w:rPr>
-              <w:t>o</w:t>
-            </w:r>
-            <w:r>
-              <w:rPr>
-                <w:b/>
-                <w:bCs/>
-                <w:sz w:val="18"/>
-                <w:szCs w:val="18"/>
-              </w:rPr>
-              <w:t xml:space="preserve"> comprender documentación y conceptos técnicos en inglés, pero todavía pued</w:t>
-            </w:r>
-            <w:r>
-              <w:rPr>
-                <w:b/>
-                <w:bCs/>
-                <w:sz w:val="18"/>
-                <w:szCs w:val="18"/>
-              </w:rPr>
-              <w:t>o</w:t>
-            </w:r>
-            <w:r>
-              <w:rPr>
-                <w:b/>
-                <w:bCs/>
-                <w:sz w:val="18"/>
-                <w:szCs w:val="18"/>
-              </w:rPr>
-              <w:t xml:space="preserve"> reforzar la comunicación oral y escrita en contextos profesionales.</w:t>
+              <w:t xml:space="preserve">Leo sin mayores problemas documentación de Google Cloud, LangChain y otras herramientas; quiero mejorar mi expresión oral y la redacción formal en inglés para el ámbito laboral.</w:t>
             </w:r>
           </w:p>
         </w:tc>
@@ -2559,25 +2444,7 @@
                       <w:sz w:val="18"/>
                       <w:szCs w:val="18"/>
                     </w:rPr>
-                    <w:t>H</w:t>
-                  </w:r>
-                  <w:r>
-                    <w:rPr>
-                      <w:b/>
-                      <w:bCs/>
-                      <w:sz w:val="18"/>
-                      <w:szCs w:val="18"/>
-                    </w:rPr>
-                    <w:t>e</w:t>
-                  </w:r>
-                  <w:r>
-                    <w:rPr>
-                      <w:b/>
-                      <w:bCs/>
-                      <w:sz w:val="18"/>
-                      <w:szCs w:val="18"/>
-                    </w:rPr>
-                    <w:t xml:space="preserve"> trabajado en proyectos donde debes identificar problemas y proponer soluciones tecnológicas, considerando necesidades reales.</w:t>
+                    <w:t xml:space="preserve">En los trabajos grupales suelo proponer ideas desde el dato o la automatización; SignIA, que busca reducir una barrera de comunicación real, es un buen ejemplo de ese enfoque.</w:t>
                   </w:r>
                 </w:p>
               </w:tc>
@@ -2825,43 +2692,7 @@
                 <w:sz w:val="18"/>
                 <w:szCs w:val="18"/>
               </w:rPr>
-              <w:t>H</w:t>
-            </w:r>
-            <w:r>
-              <w:rPr>
-                <w:b/>
-                <w:bCs/>
-                <w:sz w:val="18"/>
-                <w:szCs w:val="18"/>
-              </w:rPr>
-              <w:t>e</w:t>
-            </w:r>
-            <w:r>
-              <w:rPr>
-                <w:b/>
-                <w:bCs/>
-                <w:sz w:val="18"/>
-                <w:szCs w:val="18"/>
-              </w:rPr>
-              <w:t xml:space="preserve"> desarrollado ideas de proyectos tecnológicos y soluciones a necesidades, pero</w:t>
-            </w:r>
-            <w:r>
-              <w:rPr>
-                <w:b/>
-                <w:bCs/>
-                <w:sz w:val="18"/>
-                <w:szCs w:val="18"/>
-              </w:rPr>
-              <w:t xml:space="preserve"> me</w:t>
-            </w:r>
-            <w:r>
-              <w:rPr>
-                <w:b/>
-                <w:bCs/>
-                <w:sz w:val="18"/>
-                <w:szCs w:val="18"/>
-              </w:rPr>
-              <w:t xml:space="preserve"> falta experiencia en llevarlas completamente a un entorno de emprendimiento real.</w:t>
+              <w:t xml:space="preserve">Pienso soluciones para problemas reales, pero aún no he validado un modelo de negocio, costos de operación ni mercado con usuarios, así que me falta práctica en este ámbito.</w:t>
             </w:r>
           </w:p>
         </w:tc>
@@ -2926,22 +2757,6 @@
                 <w:szCs w:val="18"/>
               </w:rPr>
             </w:pPr>
-          </w:p>
-        </w:tc>
-        <w:tc>
-          <w:tcPr>
-            <w:tcW w:w="1055" w:type="dxa"/>
-          </w:tcPr>
-          <w:p>
-            <w:pPr>
-              <w:jc w:val="center"/>
-              <w:rPr>
-                <w:b/>
-                <w:bCs/>
-                <w:sz w:val="18"/>
-                <w:szCs w:val="18"/>
-              </w:rPr>
-            </w:pPr>
             <w:r>
               <w:rPr>
                 <w:b/>
@@ -2955,6 +2770,22 @@
         </w:tc>
         <w:tc>
           <w:tcPr>
+            <w:tcW w:w="1055" w:type="dxa"/>
+          </w:tcPr>
+          <w:p>
+            <w:pPr>
+              <w:jc w:val="center"/>
+              <w:rPr>
+                <w:b/>
+                <w:bCs/>
+                <w:sz w:val="18"/>
+                <w:szCs w:val="18"/>
+              </w:rPr>
+            </w:pPr>
+          </w:p>
+        </w:tc>
+        <w:tc>
+          <w:tcPr>
             <w:tcW w:w="1187" w:type="dxa"/>
           </w:tcPr>
           <w:p>
@@ -3006,43 +2837,7 @@
                 <w:sz w:val="18"/>
                 <w:szCs w:val="18"/>
               </w:rPr>
-              <w:t>Pose</w:t>
-            </w:r>
-            <w:r>
-              <w:rPr>
-                <w:b/>
-                <w:bCs/>
-                <w:sz w:val="18"/>
-                <w:szCs w:val="18"/>
-              </w:rPr>
-              <w:t>o</w:t>
-            </w:r>
-            <w:r>
-              <w:rPr>
-                <w:b/>
-                <w:bCs/>
-                <w:sz w:val="18"/>
-                <w:szCs w:val="18"/>
-              </w:rPr>
-              <w:t xml:space="preserve"> experiencia trabajando con bases de datos, servidores y ambientes de desarrollo, pero aún necesit</w:t>
-            </w:r>
-            <w:r>
-              <w:rPr>
-                <w:b/>
-                <w:bCs/>
-                <w:sz w:val="18"/>
-                <w:szCs w:val="18"/>
-              </w:rPr>
-              <w:t>o</w:t>
-            </w:r>
-            <w:r>
-              <w:rPr>
-                <w:b/>
-                <w:bCs/>
-                <w:sz w:val="18"/>
-                <w:szCs w:val="18"/>
-              </w:rPr>
-              <w:t xml:space="preserve"> profundizar en administración empresarial y continuidad operacional.</w:t>
+              <w:t xml:space="preserve">He montado y administrado ambientes propios, como el laboratorio virtual de ciberseguridad y los servicios de Google Cloud del proyecto de Big Data; me falta operar sistemas de forma continua a escala empresarial.</w:t>
             </w:r>
           </w:p>
         </w:tc>
@@ -3186,25 +2981,7 @@
                 <w:sz w:val="18"/>
                 <w:szCs w:val="18"/>
               </w:rPr>
-              <w:t>Pued</w:t>
-            </w:r>
-            <w:r>
-              <w:rPr>
-                <w:b/>
-                <w:bCs/>
-                <w:sz w:val="18"/>
-                <w:szCs w:val="18"/>
-              </w:rPr>
-              <w:t>o</w:t>
-            </w:r>
-            <w:r>
-              <w:rPr>
-                <w:b/>
-                <w:bCs/>
-                <w:sz w:val="18"/>
-                <w:szCs w:val="18"/>
-              </w:rPr>
-              <w:t xml:space="preserve"> analizar necesidades y transformarlas en propuestas técnicas, considerando procesos, usuarios y requerimientos.</w:t>
+              <w:t xml:space="preserve">Logro convertir un problema en una propuesta técnica con alcance y límites claros, como la arquitectura híbrida del proyecto de Big Data y el alcance acotado que definimos para SignIA.</w:t>
             </w:r>
           </w:p>
         </w:tc>
@@ -3426,25 +3203,7 @@
                       <w:sz w:val="18"/>
                       <w:szCs w:val="18"/>
                     </w:rPr>
-                    <w:t>T</w:t>
-                  </w:r>
-                  <w:r>
-                    <w:rPr>
-                      <w:b/>
-                      <w:bCs/>
-                      <w:sz w:val="18"/>
-                      <w:szCs w:val="18"/>
-                    </w:rPr>
-                    <w:t>engo</w:t>
-                  </w:r>
-                  <w:r>
-                    <w:rPr>
-                      <w:b/>
-                      <w:bCs/>
-                      <w:sz w:val="18"/>
-                      <w:szCs w:val="18"/>
-                    </w:rPr>
-                    <w:t xml:space="preserve"> experiencia desarrollando aplicaciones y automatizaciones utilizando distintas tecnologías y metodologías de desarrollo.</w:t>
+                    <w:t xml:space="preserve">He desarrollado soluciones en Python, desde prototipos de inteligencia artificial hasta flujos de procesamiento de datos; puedo mejorar en mantenimiento y versionado a largo plazo.</w:t>
                   </w:r>
                 </w:p>
               </w:tc>
@@ -3602,25 +3361,7 @@
                 <w:sz w:val="18"/>
                 <w:szCs w:val="18"/>
               </w:rPr>
-              <w:t>H</w:t>
-            </w:r>
-            <w:r>
-              <w:rPr>
-                <w:b/>
-                <w:bCs/>
-                <w:sz w:val="18"/>
-                <w:szCs w:val="18"/>
-              </w:rPr>
-              <w:t>e</w:t>
-            </w:r>
-            <w:r>
-              <w:rPr>
-                <w:b/>
-                <w:bCs/>
-                <w:sz w:val="18"/>
-                <w:szCs w:val="18"/>
-              </w:rPr>
-              <w:t xml:space="preserve"> trabajado diseñando estructuras de bases de datos y relaciones para soportar los requerimientos de aplicaciones.</w:t>
+              <w:t xml:space="preserve">He diseñado modelos de datos para almacenar y analizar información, incluyendo particiones y reglas de retención en BigQuery; quiero profundizar en modelado para sistemas transaccionales.</w:t>
             </w:r>
           </w:p>
         </w:tc>
@@ -3854,25 +3595,7 @@
                 <w:sz w:val="18"/>
                 <w:szCs w:val="18"/>
               </w:rPr>
-              <w:t>T</w:t>
-            </w:r>
-            <w:r>
-              <w:rPr>
-                <w:b/>
-                <w:bCs/>
-                <w:sz w:val="18"/>
-                <w:szCs w:val="18"/>
-              </w:rPr>
-              <w:t>engo</w:t>
-            </w:r>
-            <w:r>
-              <w:rPr>
-                <w:b/>
-                <w:bCs/>
-                <w:sz w:val="18"/>
-                <w:szCs w:val="18"/>
-              </w:rPr>
-              <w:t xml:space="preserve"> experiencia utilizando SQL y trabajando con distintos motores de bases de datos para consultar y manipular información.</w:t>
+              <w:t xml:space="preserve">Escribo consultas SQL para limpiar, transformar y agregar datos, principalmente en BigQuery; me falta optimizar consultas complejas y trabajar con procedimientos almacenados.</w:t>
             </w:r>
           </w:p>
         </w:tc>
@@ -4016,25 +3739,7 @@
                 <w:sz w:val="18"/>
                 <w:szCs w:val="18"/>
               </w:rPr>
-              <w:t>T</w:t>
-            </w:r>
-            <w:r>
-              <w:rPr>
-                <w:b/>
-                <w:bCs/>
-                <w:sz w:val="18"/>
-                <w:szCs w:val="18"/>
-              </w:rPr>
-              <w:t>engo</w:t>
-            </w:r>
-            <w:r>
-              <w:rPr>
-                <w:b/>
-                <w:bCs/>
-                <w:sz w:val="18"/>
-                <w:szCs w:val="18"/>
-              </w:rPr>
-              <w:t xml:space="preserve"> experiencia en Python, Java, desarrollo web y otros entornos, aplicando estructuras, modularización y buenas prácticas.</w:t>
+              <w:t xml:space="preserve">Programo principalmente en Python, con funciones reutilizables, control de versiones en GitHub y documentación de lo que hago; puedo seguir mejorando en patrones de diseño y pruebas automatizadas.</w:t>
             </w:r>
           </w:p>
         </w:tc>
@@ -4098,22 +3803,6 @@
                 <w:szCs w:val="18"/>
               </w:rPr>
             </w:pPr>
-          </w:p>
-        </w:tc>
-        <w:tc>
-          <w:tcPr>
-            <w:tcW w:w="1055" w:type="dxa"/>
-          </w:tcPr>
-          <w:p>
-            <w:pPr>
-              <w:jc w:val="center"/>
-              <w:rPr>
-                <w:b/>
-                <w:bCs/>
-                <w:sz w:val="18"/>
-                <w:szCs w:val="18"/>
-              </w:rPr>
-            </w:pPr>
             <w:r>
               <w:rPr>
                 <w:b/>
@@ -4127,6 +3816,22 @@
         </w:tc>
         <w:tc>
           <w:tcPr>
+            <w:tcW w:w="1055" w:type="dxa"/>
+          </w:tcPr>
+          <w:p>
+            <w:pPr>
+              <w:jc w:val="center"/>
+              <w:rPr>
+                <w:b/>
+                <w:bCs/>
+                <w:sz w:val="18"/>
+                <w:szCs w:val="18"/>
+              </w:rPr>
+            </w:pPr>
+          </w:p>
+        </w:tc>
+        <w:tc>
+          <w:tcPr>
             <w:tcW w:w="1187" w:type="dxa"/>
           </w:tcPr>
           <w:p>
@@ -4178,43 +3883,7 @@
                 <w:sz w:val="18"/>
                 <w:szCs w:val="18"/>
               </w:rPr>
-              <w:t>H</w:t>
-            </w:r>
-            <w:r>
-              <w:rPr>
-                <w:b/>
-                <w:bCs/>
-                <w:sz w:val="18"/>
-                <w:szCs w:val="18"/>
-              </w:rPr>
-              <w:t>e</w:t>
-            </w:r>
-            <w:r>
-              <w:rPr>
-                <w:b/>
-                <w:bCs/>
-                <w:sz w:val="18"/>
-                <w:szCs w:val="18"/>
-              </w:rPr>
-              <w:t xml:space="preserve"> realizado pruebas y debugging durante proyectos, pero </w:t>
-            </w:r>
-            <w:r>
-              <w:rPr>
-                <w:b/>
-                <w:bCs/>
-                <w:sz w:val="18"/>
-                <w:szCs w:val="18"/>
-              </w:rPr>
-              <w:t>me falta</w:t>
-            </w:r>
-            <w:r>
-              <w:rPr>
-                <w:b/>
-                <w:bCs/>
-                <w:sz w:val="18"/>
-                <w:szCs w:val="18"/>
-              </w:rPr>
-              <w:t xml:space="preserve"> reforzar metodologías formales de testing, certificación y documentación de resultados.</w:t>
+              <w:t xml:space="preserve">En SignIA me corresponde el rol de QA: diseño casos de prueba y valido los resultados del equipo. Aún debo formalizar mejor las técnicas de testing y la documentación de evidencias.</w:t>
             </w:r>
           </w:p>
         </w:tc>
@@ -4358,43 +4027,7 @@
                 <w:sz w:val="18"/>
                 <w:szCs w:val="18"/>
               </w:rPr>
-              <w:t>Comprend</w:t>
-            </w:r>
-            <w:r>
-              <w:rPr>
-                <w:b/>
-                <w:bCs/>
-                <w:sz w:val="18"/>
-                <w:szCs w:val="18"/>
-              </w:rPr>
-              <w:t>o</w:t>
-            </w:r>
-            <w:r>
-              <w:rPr>
-                <w:b/>
-                <w:bCs/>
-                <w:sz w:val="18"/>
-                <w:szCs w:val="18"/>
-              </w:rPr>
-              <w:t xml:space="preserve"> los principales componentes de una solución y sus relaciones, pero aún necesit</w:t>
-            </w:r>
-            <w:r>
-              <w:rPr>
-                <w:b/>
-                <w:bCs/>
-                <w:sz w:val="18"/>
-                <w:szCs w:val="18"/>
-              </w:rPr>
-              <w:t>o</w:t>
-            </w:r>
-            <w:r>
-              <w:rPr>
-                <w:b/>
-                <w:bCs/>
-                <w:sz w:val="18"/>
-                <w:szCs w:val="18"/>
-              </w:rPr>
-              <w:t xml:space="preserve"> profundizar en arquitectura empresarial y patrones arquitectónicos.</w:t>
+              <w:t xml:space="preserve">Entiendo cómo se conectan las capas de una solución (ingesta, almacenamiento, procesamiento y visualización), como en la arquitectura de Big Data en GCP; me falta dominar patrones arquitectónicos más formales.</w:t>
             </w:r>
           </w:p>
         </w:tc>
@@ -4628,43 +4261,7 @@
                 <w:sz w:val="18"/>
                 <w:szCs w:val="18"/>
               </w:rPr>
-              <w:t>H</w:t>
-            </w:r>
-            <w:r>
-              <w:rPr>
-                <w:b/>
-                <w:bCs/>
-                <w:sz w:val="18"/>
-                <w:szCs w:val="18"/>
-              </w:rPr>
-              <w:t>e</w:t>
-            </w:r>
-            <w:r>
-              <w:rPr>
-                <w:b/>
-                <w:bCs/>
-                <w:sz w:val="18"/>
-                <w:szCs w:val="18"/>
-              </w:rPr>
-              <w:t xml:space="preserve"> participado en proyectos donde </w:t>
-            </w:r>
-            <w:r>
-              <w:rPr>
-                <w:b/>
-                <w:bCs/>
-                <w:sz w:val="18"/>
-                <w:szCs w:val="18"/>
-              </w:rPr>
-              <w:t>he integrado</w:t>
-            </w:r>
-            <w:r>
-              <w:rPr>
-                <w:b/>
-                <w:bCs/>
-                <w:sz w:val="18"/>
-                <w:szCs w:val="18"/>
-              </w:rPr>
-              <w:t xml:space="preserve"> aplicaciones, bases de datos, servicios y automatizaciones para resolver procesos concretos.</w:t>
+              <w:t xml:space="preserve">He integrado servicios en soluciones completas, como el flujo desde la API pública hasta el dashboard en el proyecto de Big Data (Pub/Sub, BigQuery y Looker Studio), y mi práctica profesional va en la misma línea.</w:t>
             </w:r>
           </w:p>
         </w:tc>
@@ -4898,61 +4495,7 @@
                 <w:sz w:val="18"/>
                 <w:szCs w:val="18"/>
               </w:rPr>
-              <w:t>T</w:t>
-            </w:r>
-            <w:r>
-              <w:rPr>
-                <w:b/>
-                <w:bCs/>
-                <w:sz w:val="18"/>
-                <w:szCs w:val="18"/>
-              </w:rPr>
-              <w:t>engo</w:t>
-            </w:r>
-            <w:r>
-              <w:rPr>
-                <w:b/>
-                <w:bCs/>
-                <w:sz w:val="18"/>
-                <w:szCs w:val="18"/>
-              </w:rPr>
-              <w:t xml:space="preserve"> conocimientos de seguridad informática y h</w:t>
-            </w:r>
-            <w:r>
-              <w:rPr>
-                <w:b/>
-                <w:bCs/>
-                <w:sz w:val="18"/>
-                <w:szCs w:val="18"/>
-              </w:rPr>
-              <w:t xml:space="preserve">e </w:t>
-            </w:r>
-            <w:r>
-              <w:rPr>
-                <w:b/>
-                <w:bCs/>
-                <w:sz w:val="18"/>
-                <w:szCs w:val="18"/>
-              </w:rPr>
-              <w:t>trabajado conceptos relacionados, pero necesit</w:t>
-            </w:r>
-            <w:r>
-              <w:rPr>
-                <w:b/>
-                <w:bCs/>
-                <w:sz w:val="18"/>
-                <w:szCs w:val="18"/>
-              </w:rPr>
-              <w:t xml:space="preserve">o </w:t>
-            </w:r>
-            <w:r>
-              <w:rPr>
-                <w:b/>
-                <w:bCs/>
-                <w:sz w:val="18"/>
-                <w:szCs w:val="18"/>
-              </w:rPr>
-              <w:t>profundizar en seguridad aplicada al ciclo completo de desarrollo.</w:t>
+              <w:t xml:space="preserve">Conozco las etapas de una prueba de intrusión y he usado Kali Linux, Nmap y OpenVAS en un laboratorio controlado; me falta aplicar la seguridad desde el diseño en todo el ciclo de desarrollo.</w:t>
             </w:r>
           </w:p>
         </w:tc>
@@ -5097,43 +4640,7 @@
                 <w:sz w:val="18"/>
                 <w:szCs w:val="18"/>
               </w:rPr>
-              <w:t>H</w:t>
-            </w:r>
-            <w:r>
-              <w:rPr>
-                <w:b/>
-                <w:bCs/>
-                <w:sz w:val="18"/>
-                <w:szCs w:val="18"/>
-              </w:rPr>
-              <w:t>e</w:t>
-            </w:r>
-            <w:r>
-              <w:rPr>
-                <w:b/>
-                <w:bCs/>
-                <w:sz w:val="18"/>
-                <w:szCs w:val="18"/>
-              </w:rPr>
-              <w:t xml:space="preserve"> participado en proyectos académicos y laborales, organizando tareas y entregables, pero p</w:t>
-            </w:r>
-            <w:r>
-              <w:rPr>
-                <w:b/>
-                <w:bCs/>
-                <w:sz w:val="18"/>
-                <w:szCs w:val="18"/>
-              </w:rPr>
-              <w:t xml:space="preserve">odría </w:t>
-            </w:r>
-            <w:r>
-              <w:rPr>
-                <w:b/>
-                <w:bCs/>
-                <w:sz w:val="18"/>
-                <w:szCs w:val="18"/>
-              </w:rPr>
-              <w:t>fortalecer metodologías formales de gestión y toma de decisiones.</w:t>
+              <w:t xml:space="preserve">He planificado y controlado proyectos académicos con PMBOK, incluyendo cronograma, riesgos y valor ganado (EVM); me falta aplicarlo en proyectos reales con presupuesto y cliente.</w:t>
             </w:r>
           </w:p>
         </w:tc>
@@ -5367,43 +4874,7 @@
                 <w:sz w:val="18"/>
                 <w:szCs w:val="18"/>
               </w:rPr>
-              <w:t>T</w:t>
-            </w:r>
-            <w:r>
-              <w:rPr>
-                <w:b/>
-                <w:bCs/>
-                <w:sz w:val="18"/>
-                <w:szCs w:val="18"/>
-              </w:rPr>
-              <w:t>engo</w:t>
-            </w:r>
-            <w:r>
-              <w:rPr>
-                <w:b/>
-                <w:bCs/>
-                <w:sz w:val="18"/>
-                <w:szCs w:val="18"/>
-              </w:rPr>
-              <w:t xml:space="preserve"> experiencia trabajando con extracción, procesamiento y transformación de datos, pero aún </w:t>
-            </w:r>
-            <w:r>
-              <w:rPr>
-                <w:b/>
-                <w:bCs/>
-                <w:sz w:val="18"/>
-                <w:szCs w:val="18"/>
-              </w:rPr>
-              <w:t>falta</w:t>
-            </w:r>
-            <w:r>
-              <w:rPr>
-                <w:b/>
-                <w:bCs/>
-                <w:sz w:val="18"/>
-                <w:szCs w:val="18"/>
-              </w:rPr>
-              <w:t xml:space="preserve"> profundizar en soluciones de datos a escala empresarial.</w:t>
+              <w:t xml:space="preserve">Armé un pipeline de ingesta, limpieza y análisis de datos por lotes y en streaming en Google Cloud, y trabajo con datos históricos y nuevos en mi práctica; me falta experiencia con volúmenes realmente masivos y su gobierno a escala.</w:t>
             </w:r>
           </w:p>
         </w:tc>
